--- a/RDS- banco de dados- AWS.docx
+++ b/RDS- banco de dados- AWS.docx
@@ -113,6 +113,7 @@
       </w:pPr>
       <w:r>
         <w:rPr>
+          <w:noProof/>
           <w:sz w:val="36"/>
           <w:szCs w:val="36"/>
         </w:rPr>
@@ -163,6 +164,7 @@
       </w:pPr>
       <w:r>
         <w:rPr>
+          <w:noProof/>
           <w:sz w:val="36"/>
           <w:szCs w:val="36"/>
         </w:rPr>
@@ -213,6 +215,7 @@
       </w:pPr>
       <w:r>
         <w:rPr>
+          <w:noProof/>
           <w:sz w:val="36"/>
           <w:szCs w:val="36"/>
         </w:rPr>
@@ -312,6 +315,7 @@
       </w:pPr>
       <w:r>
         <w:rPr>
+          <w:noProof/>
           <w:sz w:val="36"/>
           <w:szCs w:val="36"/>
         </w:rPr>
@@ -371,6 +375,7 @@
       </w:pPr>
       <w:r>
         <w:rPr>
+          <w:noProof/>
           <w:sz w:val="36"/>
           <w:szCs w:val="36"/>
         </w:rPr>
@@ -422,6 +427,7 @@
       </w:pPr>
       <w:r>
         <w:rPr>
+          <w:noProof/>
           <w:sz w:val="36"/>
           <w:szCs w:val="36"/>
         </w:rPr>
@@ -470,12 +476,21 @@
           <w:szCs w:val="36"/>
         </w:rPr>
       </w:pPr>
-      <w:r>
-        <w:rPr>
-          <w:sz w:val="36"/>
-          <w:szCs w:val="36"/>
-        </w:rPr>
-        <w:t>Decorar : MYSQL</w:t>
+      <w:proofErr w:type="gramStart"/>
+      <w:r>
+        <w:rPr>
+          <w:sz w:val="36"/>
+          <w:szCs w:val="36"/>
+        </w:rPr>
+        <w:t>Decorar :</w:t>
+      </w:r>
+      <w:proofErr w:type="gramEnd"/>
+      <w:r>
+        <w:rPr>
+          <w:sz w:val="36"/>
+          <w:szCs w:val="36"/>
+        </w:rPr>
+        <w:t xml:space="preserve"> MYSQL</w:t>
       </w:r>
     </w:p>
     <w:p>
@@ -516,7 +531,23 @@
           <w:sz w:val="36"/>
           <w:szCs w:val="36"/>
         </w:rPr>
-        <w:t xml:space="preserve">Microsoft SQL server </w:t>
+        <w:t xml:space="preserve">Microsoft SQL </w:t>
+      </w:r>
+      <w:proofErr w:type="gramStart"/>
+      <w:r>
+        <w:rPr>
+          <w:sz w:val="36"/>
+          <w:szCs w:val="36"/>
+        </w:rPr>
+        <w:t>server</w:t>
+      </w:r>
+      <w:proofErr w:type="gramEnd"/>
+      <w:r>
+        <w:rPr>
+          <w:sz w:val="36"/>
+          <w:szCs w:val="36"/>
+        </w:rPr>
+        <w:t xml:space="preserve"> </w:t>
       </w:r>
     </w:p>
     <w:p>
@@ -604,6 +635,7 @@
       </w:pPr>
       <w:r>
         <w:rPr>
+          <w:noProof/>
           <w:sz w:val="36"/>
           <w:szCs w:val="36"/>
         </w:rPr>
@@ -673,7 +705,23 @@
           <w:sz w:val="36"/>
           <w:szCs w:val="36"/>
         </w:rPr>
-        <w:t>) é uma replica que vai assumir caso a principal caia.</w:t>
+        <w:t xml:space="preserve">) é uma </w:t>
+      </w:r>
+      <w:proofErr w:type="spellStart"/>
+      <w:r>
+        <w:rPr>
+          <w:sz w:val="36"/>
+          <w:szCs w:val="36"/>
+        </w:rPr>
+        <w:t>replica</w:t>
+      </w:r>
+      <w:proofErr w:type="spellEnd"/>
+      <w:r>
+        <w:rPr>
+          <w:sz w:val="36"/>
+          <w:szCs w:val="36"/>
+        </w:rPr>
+        <w:t xml:space="preserve"> que vai assumir caso a principal caia.</w:t>
       </w:r>
     </w:p>
     <w:p>
@@ -812,7 +860,15 @@
           <w:sz w:val="36"/>
           <w:szCs w:val="36"/>
         </w:rPr>
-        <w:t xml:space="preserve"> tem 3 se um cair  </w:t>
+        <w:t xml:space="preserve"> tem 3 se um </w:t>
+      </w:r>
+      <w:proofErr w:type="gramStart"/>
+      <w:r>
+        <w:rPr>
+          <w:sz w:val="36"/>
+          <w:szCs w:val="36"/>
+        </w:rPr>
+        <w:t xml:space="preserve">cair  </w:t>
       </w:r>
       <w:proofErr w:type="spellStart"/>
       <w:r>
@@ -823,6 +879,7 @@
         <w:t>vc</w:t>
       </w:r>
       <w:proofErr w:type="spellEnd"/>
+      <w:proofErr w:type="gramEnd"/>
       <w:r>
         <w:rPr>
           <w:sz w:val="36"/>
@@ -882,6 +939,7 @@
       </w:pPr>
       <w:r>
         <w:rPr>
+          <w:noProof/>
           <w:sz w:val="36"/>
           <w:szCs w:val="36"/>
         </w:rPr>
@@ -933,6 +991,7 @@
       </w:pPr>
       <w:r>
         <w:rPr>
+          <w:noProof/>
           <w:sz w:val="36"/>
           <w:szCs w:val="36"/>
         </w:rPr>
@@ -986,8 +1045,17 @@
           <w:sz w:val="36"/>
           <w:szCs w:val="36"/>
         </w:rPr>
-        <w:t>Ela não fica em espera, replica de leitura. Qualquer adição .</w:t>
-      </w:r>
+        <w:t xml:space="preserve">Ela não fica em espera, replica de leitura. Qualquer </w:t>
+      </w:r>
+      <w:proofErr w:type="gramStart"/>
+      <w:r>
+        <w:rPr>
+          <w:sz w:val="36"/>
+          <w:szCs w:val="36"/>
+        </w:rPr>
+        <w:t>adição .</w:t>
+      </w:r>
+      <w:proofErr w:type="gramEnd"/>
     </w:p>
     <w:p>
       <w:pPr>
@@ -1110,19 +1178,36 @@
           <w:sz w:val="36"/>
           <w:szCs w:val="36"/>
         </w:rPr>
-        <w:t xml:space="preserve"> e pode direcionar a leitura, eu sempre foi utiliza-lo.</w:t>
-      </w:r>
-    </w:p>
-    <w:p>
-      <w:pPr>
-        <w:jc w:val="center"/>
-        <w:rPr>
-          <w:sz w:val="36"/>
-          <w:szCs w:val="36"/>
-        </w:rPr>
-      </w:pPr>
-      <w:r>
-        <w:rPr>
+        <w:t xml:space="preserve"> e pode direcionar a leitura, eu sempre foi </w:t>
+      </w:r>
+      <w:proofErr w:type="gramStart"/>
+      <w:r>
+        <w:rPr>
+          <w:sz w:val="36"/>
+          <w:szCs w:val="36"/>
+        </w:rPr>
+        <w:t>utiliza-lo</w:t>
+      </w:r>
+      <w:proofErr w:type="gramEnd"/>
+      <w:r>
+        <w:rPr>
+          <w:sz w:val="36"/>
+          <w:szCs w:val="36"/>
+        </w:rPr>
+        <w:t>.</w:t>
+      </w:r>
+    </w:p>
+    <w:p>
+      <w:pPr>
+        <w:jc w:val="center"/>
+        <w:rPr>
+          <w:sz w:val="36"/>
+          <w:szCs w:val="36"/>
+        </w:rPr>
+      </w:pPr>
+      <w:r>
+        <w:rPr>
+          <w:noProof/>
           <w:sz w:val="36"/>
           <w:szCs w:val="36"/>
         </w:rPr>
@@ -1173,6 +1258,7 @@
       </w:pPr>
       <w:r>
         <w:rPr>
+          <w:noProof/>
           <w:sz w:val="36"/>
           <w:szCs w:val="36"/>
         </w:rPr>
@@ -1223,6 +1309,7 @@
       </w:pPr>
       <w:r>
         <w:rPr>
+          <w:noProof/>
           <w:sz w:val="36"/>
           <w:szCs w:val="36"/>
         </w:rPr>
@@ -1274,6 +1361,7 @@
       </w:pPr>
       <w:r>
         <w:rPr>
+          <w:noProof/>
           <w:sz w:val="36"/>
           <w:szCs w:val="36"/>
         </w:rPr>
@@ -1351,6 +1439,7 @@
       </w:pPr>
       <w:r>
         <w:rPr>
+          <w:noProof/>
           <w:sz w:val="36"/>
           <w:szCs w:val="36"/>
         </w:rPr>
@@ -1405,14 +1494,7 @@
           <w:sz w:val="36"/>
           <w:szCs w:val="36"/>
         </w:rPr>
-        <w:t>1-</w:t>
-      </w:r>
-      <w:r>
-        <w:rPr>
-          <w:sz w:val="36"/>
-          <w:szCs w:val="36"/>
-        </w:rPr>
-        <w:t xml:space="preserve"> MYSQL</w:t>
+        <w:t>1- MYSQL</w:t>
       </w:r>
     </w:p>
     <w:p>
@@ -1453,7 +1535,23 @@
           <w:sz w:val="36"/>
           <w:szCs w:val="36"/>
         </w:rPr>
-        <w:t xml:space="preserve">Microsoft SQL server </w:t>
+        <w:t xml:space="preserve">Microsoft SQL </w:t>
+      </w:r>
+      <w:proofErr w:type="gramStart"/>
+      <w:r>
+        <w:rPr>
+          <w:sz w:val="36"/>
+          <w:szCs w:val="36"/>
+        </w:rPr>
+        <w:t>server</w:t>
+      </w:r>
+      <w:proofErr w:type="gramEnd"/>
+      <w:r>
+        <w:rPr>
+          <w:sz w:val="36"/>
+          <w:szCs w:val="36"/>
+        </w:rPr>
+        <w:t xml:space="preserve"> </w:t>
       </w:r>
     </w:p>
     <w:p>
@@ -1607,6 +1705,7 @@
       </w:pPr>
       <w:r>
         <w:rPr>
+          <w:noProof/>
           <w:sz w:val="36"/>
           <w:szCs w:val="36"/>
         </w:rPr>
@@ -1665,6 +1764,7 @@
           <w:szCs w:val="36"/>
         </w:rPr>
       </w:pPr>
+      <w:proofErr w:type="gramStart"/>
       <w:r>
         <w:rPr>
           <w:sz w:val="36"/>
@@ -1672,14 +1772,11 @@
         </w:rPr>
         <w:t>Prova :</w:t>
       </w:r>
-    </w:p>
-    <w:p>
-      <w:pPr>
-        <w:jc w:val="center"/>
-        <w:rPr>
-          <w:sz w:val="36"/>
-          <w:szCs w:val="36"/>
-        </w:rPr>
+      <w:proofErr w:type="gramEnd"/>
+    </w:p>
+    <w:p>
+      <w:pPr>
+        <w:jc w:val="center"/>
       </w:pPr>
       <w:hyperlink r:id="rId19" w:tgtFrame="_blank" w:history="1">
         <w:r>
@@ -1691,6 +1788,1004 @@
           <w:t>https://cloudbasics.academy/plataforma/cursos/2732/43</w:t>
         </w:r>
       </w:hyperlink>
+    </w:p>
+    <w:p>
+      <w:pPr>
+        <w:jc w:val="center"/>
+      </w:pPr>
+    </w:p>
+    <w:p>
+      <w:pPr>
+        <w:jc w:val="center"/>
+      </w:pPr>
+    </w:p>
+    <w:p>
+      <w:pPr>
+        <w:rPr>
+          <w:sz w:val="36"/>
+          <w:szCs w:val="36"/>
+        </w:rPr>
+      </w:pPr>
+      <w:r>
+        <w:rPr>
+          <w:sz w:val="36"/>
+          <w:szCs w:val="36"/>
+        </w:rPr>
+        <w:t xml:space="preserve">Serviço de banco de dados </w:t>
+      </w:r>
+      <w:r>
+        <w:rPr>
+          <w:sz w:val="36"/>
+          <w:szCs w:val="36"/>
+        </w:rPr>
+        <w:t xml:space="preserve">relacional </w:t>
+      </w:r>
+    </w:p>
+    <w:p>
+      <w:pPr>
+        <w:rPr>
+          <w:sz w:val="36"/>
+          <w:szCs w:val="36"/>
+        </w:rPr>
+      </w:pPr>
+      <w:r>
+        <w:rPr>
+          <w:sz w:val="36"/>
+          <w:szCs w:val="36"/>
+        </w:rPr>
+        <w:t>Backup automática.</w:t>
+      </w:r>
+    </w:p>
+    <w:p>
+      <w:pPr>
+        <w:rPr>
+          <w:sz w:val="36"/>
+          <w:szCs w:val="36"/>
+        </w:rPr>
+      </w:pPr>
+      <w:r>
+        <w:rPr>
+          <w:sz w:val="36"/>
+          <w:szCs w:val="36"/>
+        </w:rPr>
+        <w:t>Manual (</w:t>
+      </w:r>
+      <w:proofErr w:type="spellStart"/>
+      <w:r>
+        <w:rPr>
+          <w:sz w:val="36"/>
+          <w:szCs w:val="36"/>
+        </w:rPr>
+        <w:t>snep</w:t>
+      </w:r>
+      <w:proofErr w:type="spellEnd"/>
+      <w:r>
+        <w:rPr>
+          <w:sz w:val="36"/>
+          <w:szCs w:val="36"/>
+        </w:rPr>
+        <w:t xml:space="preserve"> shot) backup</w:t>
+      </w:r>
+    </w:p>
+    <w:p>
+      <w:pPr>
+        <w:rPr>
+          <w:sz w:val="36"/>
+          <w:szCs w:val="36"/>
+        </w:rPr>
+      </w:pPr>
+      <w:proofErr w:type="spellStart"/>
+      <w:r>
+        <w:rPr>
+          <w:sz w:val="36"/>
+          <w:szCs w:val="36"/>
+        </w:rPr>
+        <w:t>multiAZ</w:t>
+      </w:r>
+      <w:proofErr w:type="spellEnd"/>
+      <w:r>
+        <w:rPr>
+          <w:sz w:val="36"/>
+          <w:szCs w:val="36"/>
+        </w:rPr>
+        <w:t xml:space="preserve"> se paga por </w:t>
+      </w:r>
+      <w:proofErr w:type="gramStart"/>
+      <w:r>
+        <w:rPr>
+          <w:sz w:val="36"/>
+          <w:szCs w:val="36"/>
+        </w:rPr>
+        <w:t>dois banco</w:t>
+      </w:r>
+      <w:proofErr w:type="gramEnd"/>
+      <w:r>
+        <w:rPr>
+          <w:sz w:val="36"/>
+          <w:szCs w:val="36"/>
+        </w:rPr>
+        <w:t xml:space="preserve"> de dados</w:t>
+      </w:r>
+    </w:p>
+    <w:p>
+      <w:pPr>
+        <w:rPr>
+          <w:sz w:val="36"/>
+          <w:szCs w:val="36"/>
+        </w:rPr>
+      </w:pPr>
+    </w:p>
+    <w:p>
+      <w:pPr>
+        <w:rPr>
+          <w:sz w:val="36"/>
+          <w:szCs w:val="36"/>
+        </w:rPr>
+      </w:pPr>
+    </w:p>
+    <w:p>
+      <w:pPr>
+        <w:rPr>
+          <w:sz w:val="36"/>
+          <w:szCs w:val="36"/>
+        </w:rPr>
+      </w:pPr>
+      <w:r>
+        <w:rPr>
+          <w:sz w:val="36"/>
+          <w:szCs w:val="36"/>
+        </w:rPr>
+        <w:lastRenderedPageBreak/>
+        <w:drawing>
+          <wp:inline distT="0" distB="0" distL="0" distR="0" wp14:anchorId="2A0C68E3" wp14:editId="174E37D5">
+            <wp:extent cx="5400040" cy="2741295"/>
+            <wp:effectExtent l="0" t="0" r="0" b="1905"/>
+            <wp:docPr id="243715703" name="Imagem 1"/>
+            <wp:cNvGraphicFramePr>
+              <a:graphicFrameLocks xmlns:a="http://schemas.openxmlformats.org/drawingml/2006/main" noChangeAspect="1"/>
+            </wp:cNvGraphicFramePr>
+            <a:graphic xmlns:a="http://schemas.openxmlformats.org/drawingml/2006/main">
+              <a:graphicData uri="http://schemas.openxmlformats.org/drawingml/2006/picture">
+                <pic:pic xmlns:pic="http://schemas.openxmlformats.org/drawingml/2006/picture">
+                  <pic:nvPicPr>
+                    <pic:cNvPr id="243715703" name=""/>
+                    <pic:cNvPicPr/>
+                  </pic:nvPicPr>
+                  <pic:blipFill>
+                    <a:blip r:embed="rId20"/>
+                    <a:stretch>
+                      <a:fillRect/>
+                    </a:stretch>
+                  </pic:blipFill>
+                  <pic:spPr>
+                    <a:xfrm>
+                      <a:off x="0" y="0"/>
+                      <a:ext cx="5400040" cy="2741295"/>
+                    </a:xfrm>
+                    <a:prstGeom prst="rect">
+                      <a:avLst/>
+                    </a:prstGeom>
+                  </pic:spPr>
+                </pic:pic>
+              </a:graphicData>
+            </a:graphic>
+          </wp:inline>
+        </w:drawing>
+      </w:r>
+    </w:p>
+    <w:p>
+      <w:pPr>
+        <w:rPr>
+          <w:sz w:val="36"/>
+          <w:szCs w:val="36"/>
+        </w:rPr>
+      </w:pPr>
+      <w:r>
+        <w:rPr>
+          <w:sz w:val="36"/>
+          <w:szCs w:val="36"/>
+        </w:rPr>
+        <w:drawing>
+          <wp:inline distT="0" distB="0" distL="0" distR="0" wp14:anchorId="6A62E245" wp14:editId="402C4129">
+            <wp:extent cx="5400040" cy="2763520"/>
+            <wp:effectExtent l="0" t="0" r="0" b="0"/>
+            <wp:docPr id="1279932810" name="Imagem 1"/>
+            <wp:cNvGraphicFramePr>
+              <a:graphicFrameLocks xmlns:a="http://schemas.openxmlformats.org/drawingml/2006/main" noChangeAspect="1"/>
+            </wp:cNvGraphicFramePr>
+            <a:graphic xmlns:a="http://schemas.openxmlformats.org/drawingml/2006/main">
+              <a:graphicData uri="http://schemas.openxmlformats.org/drawingml/2006/picture">
+                <pic:pic xmlns:pic="http://schemas.openxmlformats.org/drawingml/2006/picture">
+                  <pic:nvPicPr>
+                    <pic:cNvPr id="1279932810" name=""/>
+                    <pic:cNvPicPr/>
+                  </pic:nvPicPr>
+                  <pic:blipFill>
+                    <a:blip r:embed="rId21"/>
+                    <a:stretch>
+                      <a:fillRect/>
+                    </a:stretch>
+                  </pic:blipFill>
+                  <pic:spPr>
+                    <a:xfrm>
+                      <a:off x="0" y="0"/>
+                      <a:ext cx="5400040" cy="2763520"/>
+                    </a:xfrm>
+                    <a:prstGeom prst="rect">
+                      <a:avLst/>
+                    </a:prstGeom>
+                  </pic:spPr>
+                </pic:pic>
+              </a:graphicData>
+            </a:graphic>
+          </wp:inline>
+        </w:drawing>
+      </w:r>
+    </w:p>
+    <w:p>
+      <w:pPr>
+        <w:rPr>
+          <w:sz w:val="36"/>
+          <w:szCs w:val="36"/>
+        </w:rPr>
+      </w:pPr>
+      <w:r>
+        <w:rPr>
+          <w:sz w:val="36"/>
+          <w:szCs w:val="36"/>
+        </w:rPr>
+        <w:t xml:space="preserve">Jogo </w:t>
+      </w:r>
+      <w:proofErr w:type="spellStart"/>
+      <w:proofErr w:type="gramStart"/>
+      <w:r>
+        <w:rPr>
+          <w:sz w:val="36"/>
+          <w:szCs w:val="36"/>
+        </w:rPr>
+        <w:t>aidos</w:t>
+      </w:r>
+      <w:proofErr w:type="spellEnd"/>
+      <w:r>
+        <w:rPr>
+          <w:sz w:val="36"/>
+          <w:szCs w:val="36"/>
+        </w:rPr>
+        <w:t xml:space="preserve"> :</w:t>
+      </w:r>
+      <w:proofErr w:type="gramEnd"/>
+    </w:p>
+    <w:p>
+      <w:pPr>
+        <w:rPr>
+          <w:sz w:val="36"/>
+          <w:szCs w:val="36"/>
+        </w:rPr>
+      </w:pPr>
+      <w:r>
+        <w:rPr>
+          <w:sz w:val="36"/>
+          <w:szCs w:val="36"/>
+        </w:rPr>
+        <w:t xml:space="preserve">O jogo joga </w:t>
+      </w:r>
+      <w:proofErr w:type="gramStart"/>
+      <w:r>
+        <w:rPr>
+          <w:sz w:val="36"/>
+          <w:szCs w:val="36"/>
+        </w:rPr>
+        <w:t>sozinho.</w:t>
+      </w:r>
+      <w:r>
+        <w:rPr>
+          <w:sz w:val="36"/>
+          <w:szCs w:val="36"/>
+        </w:rPr>
+        <w:t>(</w:t>
+      </w:r>
+      <w:proofErr w:type="spellStart"/>
+      <w:proofErr w:type="gramEnd"/>
+      <w:r>
+        <w:rPr>
+          <w:sz w:val="36"/>
+          <w:szCs w:val="36"/>
+        </w:rPr>
+        <w:t>narutu</w:t>
+      </w:r>
+      <w:proofErr w:type="spellEnd"/>
+      <w:r>
+        <w:rPr>
+          <w:sz w:val="36"/>
+          <w:szCs w:val="36"/>
+        </w:rPr>
+        <w:t>)</w:t>
+      </w:r>
+    </w:p>
+    <w:p>
+      <w:pPr>
+        <w:rPr>
+          <w:sz w:val="36"/>
+          <w:szCs w:val="36"/>
+        </w:rPr>
+      </w:pPr>
+    </w:p>
+    <w:p>
+      <w:pPr>
+        <w:rPr>
+          <w:sz w:val="36"/>
+          <w:szCs w:val="36"/>
+        </w:rPr>
+      </w:pPr>
+      <w:r>
+        <w:rPr>
+          <w:sz w:val="36"/>
+          <w:szCs w:val="36"/>
+        </w:rPr>
+        <w:lastRenderedPageBreak/>
+        <w:drawing>
+          <wp:inline distT="0" distB="0" distL="0" distR="0" wp14:anchorId="5D4FDA5F" wp14:editId="1F7A8C2A">
+            <wp:extent cx="5400040" cy="3037205"/>
+            <wp:effectExtent l="0" t="0" r="0" b="0"/>
+            <wp:docPr id="585463183" name="Imagem 1"/>
+            <wp:cNvGraphicFramePr>
+              <a:graphicFrameLocks xmlns:a="http://schemas.openxmlformats.org/drawingml/2006/main" noChangeAspect="1"/>
+            </wp:cNvGraphicFramePr>
+            <a:graphic xmlns:a="http://schemas.openxmlformats.org/drawingml/2006/main">
+              <a:graphicData uri="http://schemas.openxmlformats.org/drawingml/2006/picture">
+                <pic:pic xmlns:pic="http://schemas.openxmlformats.org/drawingml/2006/picture">
+                  <pic:nvPicPr>
+                    <pic:cNvPr id="585463183" name=""/>
+                    <pic:cNvPicPr/>
+                  </pic:nvPicPr>
+                  <pic:blipFill>
+                    <a:blip r:embed="rId22"/>
+                    <a:stretch>
+                      <a:fillRect/>
+                    </a:stretch>
+                  </pic:blipFill>
+                  <pic:spPr>
+                    <a:xfrm>
+                      <a:off x="0" y="0"/>
+                      <a:ext cx="5400040" cy="3037205"/>
+                    </a:xfrm>
+                    <a:prstGeom prst="rect">
+                      <a:avLst/>
+                    </a:prstGeom>
+                  </pic:spPr>
+                </pic:pic>
+              </a:graphicData>
+            </a:graphic>
+          </wp:inline>
+        </w:drawing>
+      </w:r>
+    </w:p>
+    <w:p>
+      <w:pPr>
+        <w:rPr>
+          <w:sz w:val="36"/>
+          <w:szCs w:val="36"/>
+        </w:rPr>
+      </w:pPr>
+      <w:r>
+        <w:rPr>
+          <w:sz w:val="36"/>
+          <w:szCs w:val="36"/>
+        </w:rPr>
+        <w:t>Vai desidratar o banco de dados</w:t>
+      </w:r>
+      <w:r>
+        <w:rPr>
+          <w:sz w:val="36"/>
+          <w:szCs w:val="36"/>
+        </w:rPr>
+        <w:t xml:space="preserve">. </w:t>
+      </w:r>
+      <w:r>
+        <w:rPr>
+          <w:sz w:val="36"/>
+          <w:szCs w:val="36"/>
+        </w:rPr>
+        <w:t xml:space="preserve">Compacta o banco (diminuir o </w:t>
+      </w:r>
+      <w:proofErr w:type="gramStart"/>
+      <w:r>
+        <w:rPr>
+          <w:sz w:val="36"/>
+          <w:szCs w:val="36"/>
+        </w:rPr>
+        <w:t>banco )</w:t>
+      </w:r>
+      <w:proofErr w:type="gramEnd"/>
+      <w:r>
+        <w:rPr>
+          <w:sz w:val="36"/>
+          <w:szCs w:val="36"/>
+        </w:rPr>
+        <w:t xml:space="preserve"> e </w:t>
+      </w:r>
+      <w:proofErr w:type="gramStart"/>
+      <w:r>
+        <w:rPr>
+          <w:sz w:val="36"/>
+          <w:szCs w:val="36"/>
+        </w:rPr>
+        <w:t>colocar ,</w:t>
+      </w:r>
+      <w:proofErr w:type="gramEnd"/>
+      <w:r>
+        <w:rPr>
+          <w:sz w:val="36"/>
+          <w:szCs w:val="36"/>
+        </w:rPr>
+        <w:t xml:space="preserve"> salvar S</w:t>
+      </w:r>
+      <w:proofErr w:type="gramStart"/>
+      <w:r>
+        <w:rPr>
+          <w:sz w:val="36"/>
+          <w:szCs w:val="36"/>
+        </w:rPr>
+        <w:t>3( por</w:t>
+      </w:r>
+      <w:proofErr w:type="gramEnd"/>
+      <w:r>
+        <w:rPr>
+          <w:sz w:val="36"/>
+          <w:szCs w:val="36"/>
+        </w:rPr>
+        <w:t xml:space="preserve"> ser mais barato o armazenamento).</w:t>
+      </w:r>
+    </w:p>
+    <w:p>
+      <w:pPr>
+        <w:rPr>
+          <w:sz w:val="36"/>
+          <w:szCs w:val="36"/>
+        </w:rPr>
+      </w:pPr>
+      <w:r>
+        <w:rPr>
+          <w:sz w:val="36"/>
+          <w:szCs w:val="36"/>
+        </w:rPr>
+        <w:t>EC2 – guarda da ABS</w:t>
+      </w:r>
+    </w:p>
+    <w:p>
+      <w:pPr>
+        <w:rPr>
+          <w:sz w:val="36"/>
+          <w:szCs w:val="36"/>
+        </w:rPr>
+      </w:pPr>
+    </w:p>
+    <w:p>
+      <w:pPr>
+        <w:rPr>
+          <w:sz w:val="36"/>
+          <w:szCs w:val="36"/>
+        </w:rPr>
+      </w:pPr>
+    </w:p>
+    <w:p>
+      <w:pPr>
+        <w:rPr>
+          <w:sz w:val="36"/>
+          <w:szCs w:val="36"/>
+        </w:rPr>
+      </w:pPr>
+    </w:p>
+    <w:p>
+      <w:pPr>
+        <w:rPr>
+          <w:sz w:val="36"/>
+          <w:szCs w:val="36"/>
+        </w:rPr>
+      </w:pPr>
+      <w:r>
+        <w:rPr>
+          <w:sz w:val="36"/>
+          <w:szCs w:val="36"/>
+        </w:rPr>
+        <w:t>Recriar o banco de dados;</w:t>
+      </w:r>
+      <w:r>
+        <w:rPr>
+          <w:sz w:val="36"/>
+          <w:szCs w:val="36"/>
+        </w:rPr>
+        <w:t xml:space="preserve"> Vou reaviv</w:t>
+      </w:r>
+      <w:r>
+        <w:rPr>
+          <w:sz w:val="36"/>
+          <w:szCs w:val="36"/>
+        </w:rPr>
+        <w:t>e-lo</w:t>
+      </w:r>
+    </w:p>
+    <w:p>
+      <w:pPr>
+        <w:rPr>
+          <w:sz w:val="36"/>
+          <w:szCs w:val="36"/>
+        </w:rPr>
+      </w:pPr>
+      <w:r>
+        <w:rPr>
+          <w:sz w:val="36"/>
+          <w:szCs w:val="36"/>
+        </w:rPr>
+        <w:drawing>
+          <wp:inline distT="0" distB="0" distL="0" distR="0" wp14:anchorId="65902743" wp14:editId="7061DC42">
+            <wp:extent cx="5400040" cy="2692400"/>
+            <wp:effectExtent l="0" t="0" r="0" b="0"/>
+            <wp:docPr id="79215685" name="Imagem 1"/>
+            <wp:cNvGraphicFramePr>
+              <a:graphicFrameLocks xmlns:a="http://schemas.openxmlformats.org/drawingml/2006/main" noChangeAspect="1"/>
+            </wp:cNvGraphicFramePr>
+            <a:graphic xmlns:a="http://schemas.openxmlformats.org/drawingml/2006/main">
+              <a:graphicData uri="http://schemas.openxmlformats.org/drawingml/2006/picture">
+                <pic:pic xmlns:pic="http://schemas.openxmlformats.org/drawingml/2006/picture">
+                  <pic:nvPicPr>
+                    <pic:cNvPr id="79215685" name=""/>
+                    <pic:cNvPicPr/>
+                  </pic:nvPicPr>
+                  <pic:blipFill>
+                    <a:blip r:embed="rId23"/>
+                    <a:stretch>
+                      <a:fillRect/>
+                    </a:stretch>
+                  </pic:blipFill>
+                  <pic:spPr>
+                    <a:xfrm>
+                      <a:off x="0" y="0"/>
+                      <a:ext cx="5400040" cy="2692400"/>
+                    </a:xfrm>
+                    <a:prstGeom prst="rect">
+                      <a:avLst/>
+                    </a:prstGeom>
+                  </pic:spPr>
+                </pic:pic>
+              </a:graphicData>
+            </a:graphic>
+          </wp:inline>
+        </w:drawing>
+      </w:r>
+    </w:p>
+    <w:p>
+      <w:pPr>
+        <w:rPr>
+          <w:sz w:val="36"/>
+          <w:szCs w:val="36"/>
+        </w:rPr>
+      </w:pPr>
+      <w:r>
+        <w:rPr>
+          <w:sz w:val="36"/>
+          <w:szCs w:val="36"/>
+        </w:rPr>
+        <w:lastRenderedPageBreak/>
+        <w:t>Criei um banco de dados com 100GB, mas não consegui utilizar tudo</w:t>
+      </w:r>
+      <w:r>
+        <w:rPr>
+          <w:sz w:val="36"/>
+          <w:szCs w:val="36"/>
+        </w:rPr>
+        <w:t xml:space="preserve"> e estou usando somente o 50GB, mas não posso diminuir. Então interrompo o banco de dado e libero o SNACK.</w:t>
+      </w:r>
+    </w:p>
+    <w:p>
+      <w:pPr>
+        <w:rPr>
+          <w:sz w:val="36"/>
+          <w:szCs w:val="36"/>
+        </w:rPr>
+      </w:pPr>
+    </w:p>
+    <w:p>
+      <w:pPr>
+        <w:rPr>
+          <w:sz w:val="36"/>
+          <w:szCs w:val="36"/>
+          <w:highlight w:val="green"/>
+        </w:rPr>
+      </w:pPr>
+      <w:r>
+        <w:rPr>
+          <w:sz w:val="36"/>
+          <w:szCs w:val="36"/>
+          <w:highlight w:val="green"/>
+        </w:rPr>
+        <w:t>Tudo na nuvem é descartável.</w:t>
+      </w:r>
+    </w:p>
+    <w:p>
+      <w:pPr>
+        <w:rPr>
+          <w:sz w:val="36"/>
+          <w:szCs w:val="36"/>
+        </w:rPr>
+      </w:pPr>
+      <w:r>
+        <w:rPr>
+          <w:sz w:val="36"/>
+          <w:szCs w:val="36"/>
+          <w:highlight w:val="green"/>
+        </w:rPr>
+        <w:t xml:space="preserve">Não existe recurso de estimação na AWS. </w:t>
+      </w:r>
+      <w:r>
+        <w:rPr>
+          <w:sz w:val="36"/>
+          <w:szCs w:val="36"/>
+          <w:highlight w:val="green"/>
+        </w:rPr>
+        <w:t xml:space="preserve"> Tudo tem que estar configurado para ser recriado.</w:t>
+      </w:r>
+      <w:r>
+        <w:rPr>
+          <w:sz w:val="36"/>
+          <w:szCs w:val="36"/>
+        </w:rPr>
+        <w:t xml:space="preserve"> </w:t>
+      </w:r>
+    </w:p>
+    <w:p>
+      <w:pPr>
+        <w:rPr>
+          <w:sz w:val="36"/>
+          <w:szCs w:val="36"/>
+        </w:rPr>
+      </w:pPr>
+    </w:p>
+    <w:p>
+      <w:pPr>
+        <w:rPr>
+          <w:sz w:val="36"/>
+          <w:szCs w:val="36"/>
+        </w:rPr>
+      </w:pPr>
+      <w:r>
+        <w:rPr>
+          <w:sz w:val="36"/>
+          <w:szCs w:val="36"/>
+        </w:rPr>
+        <w:t>Tenho um banco de dados 100</w:t>
+      </w:r>
+      <w:proofErr w:type="gramStart"/>
+      <w:r>
+        <w:rPr>
+          <w:sz w:val="36"/>
+          <w:szCs w:val="36"/>
+        </w:rPr>
+        <w:t>GB</w:t>
+      </w:r>
+      <w:r>
+        <w:rPr>
+          <w:sz w:val="36"/>
+          <w:szCs w:val="36"/>
+        </w:rPr>
+        <w:t>( não</w:t>
+      </w:r>
+      <w:proofErr w:type="gramEnd"/>
+      <w:r>
+        <w:rPr>
+          <w:sz w:val="36"/>
+          <w:szCs w:val="36"/>
+        </w:rPr>
+        <w:t xml:space="preserve"> posso reduzir</w:t>
+      </w:r>
+      <w:r>
+        <w:rPr>
+          <w:sz w:val="36"/>
+          <w:szCs w:val="36"/>
+        </w:rPr>
+        <w:t>, porque os pacotes estão em zonas diferente e para facilitar cria um snapshot</w:t>
+      </w:r>
+      <w:r>
+        <w:rPr>
+          <w:sz w:val="36"/>
+          <w:szCs w:val="36"/>
+        </w:rPr>
+        <w:t>)</w:t>
+      </w:r>
+      <w:r>
+        <w:rPr>
+          <w:sz w:val="36"/>
+          <w:szCs w:val="36"/>
+        </w:rPr>
+        <w:t xml:space="preserve">, mas </w:t>
+      </w:r>
+      <w:r>
+        <w:rPr>
+          <w:sz w:val="36"/>
+          <w:szCs w:val="36"/>
+        </w:rPr>
+        <w:t xml:space="preserve">não vou utilizar tudo. Crio um </w:t>
+      </w:r>
+      <w:r>
+        <w:rPr>
+          <w:b/>
+          <w:bCs/>
+          <w:sz w:val="36"/>
+          <w:szCs w:val="36"/>
+        </w:rPr>
+        <w:t>snapsho</w:t>
+      </w:r>
+      <w:r>
+        <w:rPr>
+          <w:b/>
+          <w:bCs/>
+          <w:sz w:val="36"/>
+          <w:szCs w:val="36"/>
+        </w:rPr>
+        <w:t>t</w:t>
+      </w:r>
+      <w:r>
+        <w:rPr>
+          <w:b/>
+          <w:bCs/>
+          <w:sz w:val="36"/>
+          <w:szCs w:val="36"/>
+        </w:rPr>
+        <w:t xml:space="preserve"> </w:t>
+      </w:r>
+      <w:proofErr w:type="gramStart"/>
+      <w:r>
+        <w:rPr>
+          <w:sz w:val="36"/>
+          <w:szCs w:val="36"/>
+        </w:rPr>
+        <w:t>( crio</w:t>
+      </w:r>
+      <w:proofErr w:type="gramEnd"/>
+      <w:r>
+        <w:rPr>
+          <w:sz w:val="36"/>
+          <w:szCs w:val="36"/>
+        </w:rPr>
+        <w:t xml:space="preserve"> um novo banco </w:t>
+      </w:r>
+      <w:r>
+        <w:rPr>
+          <w:sz w:val="36"/>
+          <w:szCs w:val="36"/>
+        </w:rPr>
+        <w:t xml:space="preserve">de dados) e agora eu tenho como recriar </w:t>
+      </w:r>
+      <w:r>
+        <w:rPr>
+          <w:sz w:val="36"/>
+          <w:szCs w:val="36"/>
+        </w:rPr>
+        <w:t xml:space="preserve">e escolher a </w:t>
+      </w:r>
+      <w:proofErr w:type="gramStart"/>
+      <w:r>
+        <w:rPr>
+          <w:sz w:val="36"/>
+          <w:szCs w:val="36"/>
+        </w:rPr>
+        <w:t>quantidade )</w:t>
+      </w:r>
+      <w:proofErr w:type="gramEnd"/>
+      <w:r>
+        <w:rPr>
+          <w:sz w:val="36"/>
+          <w:szCs w:val="36"/>
+        </w:rPr>
+        <w:t xml:space="preserve">.  E depois eu excluo o antigo. </w:t>
+      </w:r>
+    </w:p>
+    <w:p>
+      <w:pPr>
+        <w:rPr>
+          <w:sz w:val="36"/>
+          <w:szCs w:val="36"/>
+        </w:rPr>
+      </w:pPr>
+    </w:p>
+    <w:p>
+      <w:pPr>
+        <w:rPr>
+          <w:sz w:val="36"/>
+          <w:szCs w:val="36"/>
+        </w:rPr>
+      </w:pPr>
+      <w:r>
+        <w:rPr>
+          <w:sz w:val="36"/>
+          <w:szCs w:val="36"/>
+        </w:rPr>
+        <w:drawing>
+          <wp:inline distT="0" distB="0" distL="0" distR="0" wp14:anchorId="3E16D3C9" wp14:editId="6BBE8DE4">
+            <wp:extent cx="5400040" cy="2456180"/>
+            <wp:effectExtent l="0" t="0" r="0" b="1270"/>
+            <wp:docPr id="25385818" name="Imagem 1"/>
+            <wp:cNvGraphicFramePr>
+              <a:graphicFrameLocks xmlns:a="http://schemas.openxmlformats.org/drawingml/2006/main" noChangeAspect="1"/>
+            </wp:cNvGraphicFramePr>
+            <a:graphic xmlns:a="http://schemas.openxmlformats.org/drawingml/2006/main">
+              <a:graphicData uri="http://schemas.openxmlformats.org/drawingml/2006/picture">
+                <pic:pic xmlns:pic="http://schemas.openxmlformats.org/drawingml/2006/picture">
+                  <pic:nvPicPr>
+                    <pic:cNvPr id="25385818" name=""/>
+                    <pic:cNvPicPr/>
+                  </pic:nvPicPr>
+                  <pic:blipFill>
+                    <a:blip r:embed="rId24"/>
+                    <a:stretch>
+                      <a:fillRect/>
+                    </a:stretch>
+                  </pic:blipFill>
+                  <pic:spPr>
+                    <a:xfrm>
+                      <a:off x="0" y="0"/>
+                      <a:ext cx="5400040" cy="2456180"/>
+                    </a:xfrm>
+                    <a:prstGeom prst="rect">
+                      <a:avLst/>
+                    </a:prstGeom>
+                  </pic:spPr>
+                </pic:pic>
+              </a:graphicData>
+            </a:graphic>
+          </wp:inline>
+        </w:drawing>
+      </w:r>
+    </w:p>
+    <w:p>
+      <w:pPr>
+        <w:rPr>
+          <w:sz w:val="36"/>
+          <w:szCs w:val="36"/>
+        </w:rPr>
+      </w:pPr>
+      <w:proofErr w:type="gramStart"/>
+      <w:r>
+        <w:rPr>
+          <w:sz w:val="36"/>
+          <w:szCs w:val="36"/>
+        </w:rPr>
+        <w:t>Por que</w:t>
+      </w:r>
+      <w:proofErr w:type="gramEnd"/>
+      <w:r>
+        <w:rPr>
+          <w:sz w:val="36"/>
+          <w:szCs w:val="36"/>
+        </w:rPr>
+        <w:t xml:space="preserve"> eu</w:t>
+      </w:r>
+      <w:r>
+        <w:rPr>
+          <w:sz w:val="36"/>
+          <w:szCs w:val="36"/>
+        </w:rPr>
+        <w:t xml:space="preserve"> faço a </w:t>
+      </w:r>
+      <w:proofErr w:type="spellStart"/>
+      <w:proofErr w:type="gramStart"/>
+      <w:r>
+        <w:rPr>
+          <w:sz w:val="36"/>
+          <w:szCs w:val="36"/>
+        </w:rPr>
+        <w:t>copia</w:t>
+      </w:r>
+      <w:proofErr w:type="spellEnd"/>
+      <w:proofErr w:type="gramEnd"/>
+      <w:r>
+        <w:rPr>
+          <w:sz w:val="36"/>
+          <w:szCs w:val="36"/>
+        </w:rPr>
+        <w:t xml:space="preserve">. </w:t>
+      </w:r>
+      <w:r>
+        <w:rPr>
+          <w:sz w:val="36"/>
+          <w:szCs w:val="36"/>
+        </w:rPr>
+        <w:t xml:space="preserve"> faria isso, para definir </w:t>
+      </w:r>
+      <w:r>
+        <w:rPr>
+          <w:sz w:val="36"/>
+          <w:szCs w:val="36"/>
+        </w:rPr>
+        <w:t xml:space="preserve">em </w:t>
+      </w:r>
+      <w:r>
+        <w:rPr>
+          <w:sz w:val="36"/>
+          <w:szCs w:val="36"/>
+        </w:rPr>
+        <w:t xml:space="preserve">uma região </w:t>
+      </w:r>
+    </w:p>
+    <w:p>
+      <w:pPr>
+        <w:rPr>
+          <w:sz w:val="36"/>
+          <w:szCs w:val="36"/>
+        </w:rPr>
+      </w:pPr>
+    </w:p>
+    <w:p>
+      <w:pPr>
+        <w:rPr>
+          <w:sz w:val="36"/>
+          <w:szCs w:val="36"/>
+        </w:rPr>
+      </w:pPr>
+      <w:r>
+        <w:rPr>
+          <w:sz w:val="36"/>
+          <w:szCs w:val="36"/>
+        </w:rPr>
+        <w:drawing>
+          <wp:inline distT="0" distB="0" distL="0" distR="0" wp14:anchorId="7B4D71CB" wp14:editId="25B4E02C">
+            <wp:extent cx="5400040" cy="2341880"/>
+            <wp:effectExtent l="0" t="0" r="0" b="1270"/>
+            <wp:docPr id="1769110386" name="Imagem 1"/>
+            <wp:cNvGraphicFramePr>
+              <a:graphicFrameLocks xmlns:a="http://schemas.openxmlformats.org/drawingml/2006/main" noChangeAspect="1"/>
+            </wp:cNvGraphicFramePr>
+            <a:graphic xmlns:a="http://schemas.openxmlformats.org/drawingml/2006/main">
+              <a:graphicData uri="http://schemas.openxmlformats.org/drawingml/2006/picture">
+                <pic:pic xmlns:pic="http://schemas.openxmlformats.org/drawingml/2006/picture">
+                  <pic:nvPicPr>
+                    <pic:cNvPr id="1769110386" name=""/>
+                    <pic:cNvPicPr/>
+                  </pic:nvPicPr>
+                  <pic:blipFill>
+                    <a:blip r:embed="rId25"/>
+                    <a:stretch>
+                      <a:fillRect/>
+                    </a:stretch>
+                  </pic:blipFill>
+                  <pic:spPr>
+                    <a:xfrm>
+                      <a:off x="0" y="0"/>
+                      <a:ext cx="5400040" cy="2341880"/>
+                    </a:xfrm>
+                    <a:prstGeom prst="rect">
+                      <a:avLst/>
+                    </a:prstGeom>
+                  </pic:spPr>
+                </pic:pic>
+              </a:graphicData>
+            </a:graphic>
+          </wp:inline>
+        </w:drawing>
+      </w:r>
+    </w:p>
+    <w:p>
+      <w:pPr>
+        <w:rPr>
+          <w:sz w:val="36"/>
+          <w:szCs w:val="36"/>
+        </w:rPr>
+      </w:pPr>
+    </w:p>
+    <w:p>
+      <w:pPr>
+        <w:rPr>
+          <w:sz w:val="36"/>
+          <w:szCs w:val="36"/>
+        </w:rPr>
+      </w:pPr>
+      <w:r>
+        <w:rPr>
+          <w:sz w:val="36"/>
+          <w:szCs w:val="36"/>
+        </w:rPr>
+        <w:tab/>
+      </w:r>
     </w:p>
     <w:sectPr>
       <w:pgSz w:w="11906" w:h="16838"/>
@@ -2305,6 +3400,7 @@
   <w:style w:type="character" w:default="1" w:styleId="Fontepargpadro">
     <w:name w:val="Default Paragraph Font"/>
     <w:uiPriority w:val="1"/>
+    <w:semiHidden/>
     <w:unhideWhenUsed/>
   </w:style>
   <w:style w:type="table" w:default="1" w:styleId="Tabelanormal">
